--- a/templates/venda_vista_mista_2_testemunhas.docx
+++ b/templates/venda_vista_mista_2_testemunhas.docx
@@ -727,38 +727,39 @@
     </w:p>
     <w:p>
       <w:pPr>
-        <w:pStyle w:val="Corpodetexto"/>
-        <w:rPr>
-          <w:rFonts w:asciiTheme="majorHAnsi" w:hAnsiTheme="majorHAnsi"/>
-        </w:rPr>
-      </w:pPr>
-    </w:p>
-    <w:p>
-      <w:pPr>
-        <w:pStyle w:val="Corpodetexto"/>
-        <w:rPr>
-          <w:rFonts w:asciiTheme="majorHAnsi" w:hAnsiTheme="majorHAnsi"/>
-        </w:rPr>
-      </w:pPr>
-    </w:p>
-    <w:p>
-      <w:pPr>
-        <w:pStyle w:val="Corpodetexto"/>
-        <w:spacing w:before="230"/>
-        <w:rPr>
-          <w:rFonts w:asciiTheme="majorHAnsi" w:hAnsiTheme="majorHAnsi"/>
-        </w:rPr>
-      </w:pPr>
-    </w:p>
-    <w:p>
-      <w:pPr>
         <w:pStyle w:val="Ttulo1"/>
         <w:spacing w:before="23"/>
         <w:ind w:left="147"/>
         <w:rPr>
           <w:rFonts w:asciiTheme="majorHAnsi" w:hAnsiTheme="majorHAnsi"/>
-        </w:rPr>
-      </w:pPr>
+          <w:b w:val="0"/>
+          <w:bCs w:val="0"/>
+        </w:rPr>
+      </w:pPr>
+    </w:p>
+    <w:p>
+      <w:pPr>
+        <w:pStyle w:val="Ttulo1"/>
+        <w:spacing w:before="23"/>
+        <w:ind w:left="147"/>
+        <w:rPr>
+          <w:rFonts w:asciiTheme="majorHAnsi" w:hAnsiTheme="majorHAnsi"/>
+          <w:b w:val="0"/>
+          <w:bCs w:val="0"/>
+        </w:rPr>
+      </w:pPr>
+    </w:p>
+    <w:p>
+      <w:pPr>
+        <w:pStyle w:val="Ttulo1"/>
+        <w:spacing w:before="23"/>
+        <w:ind w:left="147"/>
+        <w:rPr>
+          <w:rFonts w:asciiTheme="majorHAnsi" w:hAnsiTheme="majorHAnsi"/>
+        </w:rPr>
+      </w:pPr>
+      <w:bookmarkStart w:id="0" w:name="_GoBack"/>
+      <w:bookmarkEnd w:id="0"/>
       <w:r>
         <w:t>{NOME_PAPEL_VENDEDOR} - {VENDEDOR}</w:t>
       </w:r>
@@ -802,7 +803,61 @@
         <w:pStyle w:val="Ttulo1"/>
         <w:spacing w:before="18"/>
         <w:ind w:left="193" w:right="50"/>
-      </w:pPr>
+        <w:rPr>
+          <w:u w:val="single"/>
+        </w:rPr>
+      </w:pPr>
+      <w:r>
+        <w:tab/>
+      </w:r>
+      <w:r>
+        <w:rPr>
+          <w:u w:val="single"/>
+        </w:rPr>
+        <w:tab/>
+      </w:r>
+      <w:r>
+        <w:rPr>
+          <w:u w:val="single"/>
+        </w:rPr>
+        <w:tab/>
+      </w:r>
+      <w:r>
+        <w:rPr>
+          <w:u w:val="single"/>
+        </w:rPr>
+        <w:tab/>
+      </w:r>
+      <w:r>
+        <w:rPr>
+          <w:u w:val="single"/>
+        </w:rPr>
+        <w:tab/>
+      </w:r>
+      <w:r>
+        <w:rPr>
+          <w:u w:val="single"/>
+        </w:rPr>
+        <w:tab/>
+      </w:r>
+      <w:r>
+        <w:rPr>
+          <w:u w:val="single"/>
+        </w:rPr>
+        <w:tab/>
+      </w:r>
+      <w:r>
+        <w:rPr>
+          <w:u w:val="single"/>
+        </w:rPr>
+        <w:tab/>
+      </w:r>
+      <w:r>
+        <w:rPr>
+          <w:u w:val="single"/>
+        </w:rPr>
+        <w:tab/>
+      </w:r>
     </w:p>
     <w:p>
       <w:pPr>
@@ -846,13 +901,6 @@
           <w:szCs w:val="24"/>
         </w:rPr>
       </w:pPr>
-      <w:r>
-        <w:rPr>
-          <w:sz w:val="24"/>
-          <w:szCs w:val="24"/>
-        </w:rPr>
-        <w:t>{{COMPRADOR_ASSINATURA_MANUAL}}</w:t>
-      </w:r>
     </w:p>
     <w:p>
       <w:pPr>
@@ -988,8 +1036,6 @@
         </w:rPr>
         <w:tab/>
       </w:r>
-      <w:bookmarkStart w:id="0" w:name="_GoBack"/>
-      <w:bookmarkEnd w:id="0"/>
     </w:p>
     <w:p>
       <w:pPr>
@@ -2497,7 +2543,7 @@
 </file>
 
 <file path=customXml/itemProps1.xml><?xml version="1.0" encoding="utf-8"?>
-<ds:datastoreItem xmlns:ds="http://schemas.openxmlformats.org/officeDocument/2006/customXml" ds:itemID="{18431490-792C-4979-88B1-89BF8D8349BE}">
+<ds:datastoreItem xmlns:ds="http://schemas.openxmlformats.org/officeDocument/2006/customXml" ds:itemID="{D35C06D4-77AC-4480-9DB2-C17160B10691}">
   <ds:schemaRefs>
     <ds:schemaRef ds:uri="http://schemas.openxmlformats.org/officeDocument/2006/bibliography"/>
   </ds:schemaRefs>
